--- a/klagomål/A 3859-2025 FSC-klagomål.docx
+++ b/klagomål/A 3859-2025 FSC-klagomål.docx
@@ -191,7 +191,7 @@
     </w:p>
     <w:p>
       <w:r>
-        <w:t>I avverkningsanmälan har följande 4 naturvårdsarter hittats: havsörn (NT, §4), spillkråka (NT, §4), talltita (NT, §4) och ullticka (NT). Av dessa är 4 rödlistade. För rödlistade arter har rödlistekategorin angivits inom parentes. För fridlysta arter anges även paragrafen i Artskyddsförordningen som arten är fridlyst enligt.</w:t>
+        <w:t>I avverkningsanmälan har följande 11 naturvårdsarter hittats: havsörn (NT, §4), spillkråka (NT, §4), talltita (NT, §4), ullticka (NT), vedskivlav (NT), vitplätt (NT), bronshjon (S), jättesvampmal (S), mindre märgborre (S), kungsfågel (§4) och tjäder (§4). Av dessa är 6 rödlistade. För rödlistade arter har rödlistekategorin angivits inom parentes. Arter som är signalarter enligt Skogsstyrelsen har markerats med (S). För fridlysta arter anges även paragrafen i Artskyddsförordningen som arten är fridlyst enligt.</w:t>
       </w:r>
     </w:p>
     <w:p>
@@ -206,7 +206,7 @@
       <w:r>
         <w:drawing>
           <wp:inline xmlns:a="http://schemas.openxmlformats.org/drawingml/2006/main" xmlns:pic="http://schemas.openxmlformats.org/drawingml/2006/picture">
-            <wp:extent cx="5486400" cy="3618040"/>
+            <wp:extent cx="5486400" cy="3609860"/>
             <wp:docPr id="1" name="Picture 1"/>
             <wp:cNvGraphicFramePr>
               <a:graphicFrameLocks noChangeAspect="1"/>
@@ -227,7 +227,7 @@
                   <pic:spPr>
                     <a:xfrm>
                       <a:off x="0" y="0"/>
-                      <a:ext cx="5486400" cy="3618040"/>
+                      <a:ext cx="5486400" cy="3609860"/>
                     </a:xfrm>
                     <a:prstGeom prst="rect"/>
                   </pic:spPr>
@@ -256,7 +256,7 @@
     </w:p>
     <w:p>
       <w:r>
-        <w:t>Följande fridlysta arter har sina livsmiljöer och växtplatser i den avverkningsanmälda skogen: havsörn (NT, §4), spillkråka (NT, §4) och talltita (NT, §4).</w:t>
+        <w:t>Följande fridlysta arter har sina livsmiljöer och växtplatser i den avverkningsanmälda skogen: havsörn (NT, §4), spillkråka (NT, §4), talltita (NT, §4), kungsfågel (§4) och tjäder (§4).</w:t>
       </w:r>
     </w:p>
     <w:p>
@@ -406,7 +406,7 @@
         <w:rPr>
           <w:i/>
         </w:rPr>
-        <w:t>I det avverkningsanmälda skogsområdet har 4 naturvårdsarter varav 4 rödlistade arter sina livsmiljöer och växtplatser.</w:t>
+        <w:t>I det avverkningsanmälda skogsområdet har 11 naturvårdsarter varav 6 rödlistade arter sina livsmiljöer och växtplatser.</w:t>
       </w:r>
     </w:p>
     <w:p>
@@ -766,6 +766,46 @@
         <w:t>SLU Artdatabanken, Uppsala</w:t>
       </w:r>
     </w:p>
+    <w:p>
+      <w:pPr>
+        <w:pStyle w:val="Heading1"/>
+      </w:pPr>
+      <w:r>
+        <w:t>Tjäder – ekologi samt krav på livsmiljön</w:t>
+      </w:r>
+    </w:p>
+    <w:p>
+      <w:r>
+        <w:t>Tjäder (§4) är en utpräglad skogsfågel knuten till större sammanhängande barrskogsområden. Tupparna och hönorna utnyttjar till viss del olika miljöer, och habitatvalet varierar dessutom mellan olika delar av året. För att det ska finnas livskraftiga tjäderbestånd krävs funktionella skogslandskap med en blandning av uppvuxen, gles och luckig skog, täta sumpskogar, myrar och andra små våtmarker.</w:t>
+      </w:r>
+    </w:p>
+    <w:p>
+      <w:r>
+        <w:t>Arten försvinner när skogen fragmenteras och den sammanlagda arealen hyggen och andra öppna områden blir för stor. Ett småskaligt och försiktigt virkesuttag genom hyggesfria metoder kan i vissa fall vara möjligt i området inom 200 m från lekcentrum. Längre ut från lekcentrum, inom 200–500 m bör den avverkade ytan inte överskrida 1 hektar för att undvika alltför stora och snabba förändringar.</w:t>
+      </w:r>
+    </w:p>
+    <w:p>
+      <w:pPr>
+        <w:pStyle w:val="Heading2"/>
+      </w:pPr>
+      <w:r>
+        <w:t>Referenser – tjäder</w:t>
+      </w:r>
+    </w:p>
+    <w:p>
+      <w:r>
+        <w:t xml:space="preserve">Skogsstyrelsen, 2019. </w:t>
+      </w:r>
+      <w:r>
+        <w:rPr>
+          <w:i/>
+        </w:rPr>
+        <w:t xml:space="preserve">Vägledning för hänsyn till fåglar – tjäder. </w:t>
+      </w:r>
+      <w:r>
+        <w:t>https://www.skogsstyrelsen.se/globalassets/lag-och-tillsyn/artskydd/vagledningar-for-hansyn-till-faglar/tjader-vagledning-hansyn2.pdf</w:t>
+      </w:r>
+    </w:p>
     <w:sectPr>
       <w:headerReference w:type="even" r:id="rId8"/>
       <w:headerReference w:type="default" r:id="rId9"/>
@@ -894,7 +934,7 @@
     <w:r>
       <w:tab/>
       <w:tab/>
-      <w:t>2025-02-13</w:t>
+      <w:t>2025-02-14</w:t>
       <w:br/>
       <w:br/>
     </w:r>

--- a/klagomål/A 3859-2025 FSC-klagomål.docx
+++ b/klagomål/A 3859-2025 FSC-klagomål.docx
@@ -934,7 +934,7 @@
     <w:r>
       <w:tab/>
       <w:tab/>
-      <w:t>2025-02-14</w:t>
+      <w:t>2025-02-15</w:t>
       <w:br/>
       <w:br/>
     </w:r>

--- a/klagomål/A 3859-2025 FSC-klagomål.docx
+++ b/klagomål/A 3859-2025 FSC-klagomål.docx
@@ -934,7 +934,7 @@
     <w:r>
       <w:tab/>
       <w:tab/>
-      <w:t>2025-02-15</w:t>
+      <w:t>2025-02-16</w:t>
       <w:br/>
       <w:br/>
     </w:r>

--- a/klagomål/A 3859-2025 FSC-klagomål.docx
+++ b/klagomål/A 3859-2025 FSC-klagomål.docx
@@ -934,7 +934,7 @@
     <w:r>
       <w:tab/>
       <w:tab/>
-      <w:t>2025-02-16</w:t>
+      <w:t>2025-02-17</w:t>
       <w:br/>
       <w:br/>
     </w:r>

--- a/klagomål/A 3859-2025 FSC-klagomål.docx
+++ b/klagomål/A 3859-2025 FSC-klagomål.docx
@@ -934,7 +934,7 @@
     <w:r>
       <w:tab/>
       <w:tab/>
-      <w:t>2025-02-17</w:t>
+      <w:t>2025-02-18</w:t>
       <w:br/>
       <w:br/>
     </w:r>

--- a/klagomål/A 3859-2025 FSC-klagomål.docx
+++ b/klagomål/A 3859-2025 FSC-klagomål.docx
@@ -934,7 +934,7 @@
     <w:r>
       <w:tab/>
       <w:tab/>
-      <w:t>2025-02-18</w:t>
+      <w:t>2025-02-19</w:t>
       <w:br/>
       <w:br/>
     </w:r>

--- a/klagomål/A 3859-2025 FSC-klagomål.docx
+++ b/klagomål/A 3859-2025 FSC-klagomål.docx
@@ -934,7 +934,7 @@
     <w:r>
       <w:tab/>
       <w:tab/>
-      <w:t>2025-02-19</w:t>
+      <w:t>2025-02-20</w:t>
       <w:br/>
       <w:br/>
     </w:r>

--- a/klagomål/A 3859-2025 FSC-klagomål.docx
+++ b/klagomål/A 3859-2025 FSC-klagomål.docx
@@ -191,7 +191,7 @@
     </w:p>
     <w:p>
       <w:r>
-        <w:t>I avverkningsanmälan har följande 11 naturvårdsarter hittats: havsörn (NT, §4), spillkråka (NT, §4), talltita (NT, §4), ullticka (NT), vedskivlav (NT), vitplätt (NT), bronshjon (S), jättesvampmal (S), mindre märgborre (S), kungsfågel (§4) och tjäder (§4). Av dessa är 6 rödlistade. För rödlistade arter har rödlistekategorin angivits inom parentes. Arter som är signalarter enligt Skogsstyrelsen har markerats med (S). För fridlysta arter anges även paragrafen i Artskyddsförordningen som arten är fridlyst enligt.</w:t>
+        <w:t>I avverkningsanmälan har följande 12 naturvårdsarter hittats: havsörn (NT, §4), spillkråka (NT, §4), tallticka (NT), talltita (NT, §4), ullticka (NT), vedskivlav (NT), vitplätt (NT), bronshjon (S), jättesvampmal (S), mindre märgborre (S), kungsfågel (§4) och tjäder (§4). Av dessa är 7 rödlistade. För rödlistade arter har rödlistekategorin angivits inom parentes. Arter som är signalarter enligt Skogsstyrelsen har markerats med (S). För fridlysta arter anges även paragrafen i Artskyddsförordningen som arten är fridlyst enligt.</w:t>
       </w:r>
     </w:p>
     <w:p>
@@ -406,7 +406,7 @@
         <w:rPr>
           <w:i/>
         </w:rPr>
-        <w:t>I det avverkningsanmälda skogsområdet har 11 naturvårdsarter varav 6 rödlistade arter sina livsmiljöer och växtplatser.</w:t>
+        <w:t>I det avverkningsanmälda skogsområdet har 12 naturvårdsarter varav 7 rödlistade arter sina livsmiljöer och växtplatser.</w:t>
       </w:r>
     </w:p>
     <w:p>
@@ -934,7 +934,7 @@
     <w:r>
       <w:tab/>
       <w:tab/>
-      <w:t>2025-02-20</w:t>
+      <w:t>2025-02-21</w:t>
       <w:br/>
       <w:br/>
     </w:r>

--- a/klagomål/A 3859-2025 FSC-klagomål.docx
+++ b/klagomål/A 3859-2025 FSC-klagomål.docx
@@ -934,7 +934,7 @@
     <w:r>
       <w:tab/>
       <w:tab/>
-      <w:t>2025-02-21</w:t>
+      <w:t>2025-02-22</w:t>
       <w:br/>
       <w:br/>
     </w:r>

--- a/klagomål/A 3859-2025 FSC-klagomål.docx
+++ b/klagomål/A 3859-2025 FSC-klagomål.docx
@@ -191,7 +191,7 @@
     </w:p>
     <w:p>
       <w:r>
-        <w:t>I avverkningsanmälan har följande 12 naturvårdsarter hittats: havsörn (NT, §4), spillkråka (NT, §4), tallticka (NT), talltita (NT, §4), ullticka (NT), vedskivlav (NT), vitplätt (NT), bronshjon (S), jättesvampmal (S), mindre märgborre (S), kungsfågel (§4) och tjäder (§4). Av dessa är 7 rödlistade. För rödlistade arter har rödlistekategorin angivits inom parentes. Arter som är signalarter enligt Skogsstyrelsen har markerats med (S). För fridlysta arter anges även paragrafen i Artskyddsförordningen som arten är fridlyst enligt.</w:t>
+        <w:t>I avverkningsanmälan har följande 13 naturvårdsarter hittats: havsörn (NT, §4), spillkråka (NT, §4), tallticka (NT), talltita (NT, §4), ullticka (NT), vedskivlav (NT), vitplätt (NT), blåmossa (S), bronshjon (S), jättesvampmal (S), mindre märgborre (S), kungsfågel (§4) och tjäder (§4). Av dessa är 7 rödlistade. För rödlistade arter har rödlistekategorin angivits inom parentes. Arter som är signalarter enligt Skogsstyrelsen har markerats med (S). För fridlysta arter anges även paragrafen i Artskyddsförordningen som arten är fridlyst enligt.</w:t>
       </w:r>
     </w:p>
     <w:p>
@@ -406,7 +406,7 @@
         <w:rPr>
           <w:i/>
         </w:rPr>
-        <w:t>I det avverkningsanmälda skogsområdet har 12 naturvårdsarter varav 7 rödlistade arter sina livsmiljöer och växtplatser.</w:t>
+        <w:t>I det avverkningsanmälda skogsområdet har 13 naturvårdsarter varav 7 rödlistade arter sina livsmiljöer och växtplatser.</w:t>
       </w:r>
     </w:p>
     <w:p>
@@ -934,7 +934,7 @@
     <w:r>
       <w:tab/>
       <w:tab/>
-      <w:t>2025-02-22</w:t>
+      <w:t>2025-02-23</w:t>
       <w:br/>
       <w:br/>
     </w:r>

--- a/klagomål/A 3859-2025 FSC-klagomål.docx
+++ b/klagomål/A 3859-2025 FSC-klagomål.docx
@@ -1157,7 +1157,7 @@
     <w:r>
       <w:tab/>
       <w:tab/>
-      <w:t>2025-03-02</w:t>
+      <w:t>2025-03-03</w:t>
       <w:br/>
       <w:br/>
     </w:r>

--- a/klagomål/A 3859-2025 FSC-klagomål.docx
+++ b/klagomål/A 3859-2025 FSC-klagomål.docx
@@ -1157,7 +1157,7 @@
     <w:r>
       <w:tab/>
       <w:tab/>
-      <w:t>2025-03-03</w:t>
+      <w:t>2025-03-04</w:t>
       <w:br/>
       <w:br/>
     </w:r>

--- a/klagomål/A 3859-2025 FSC-klagomål.docx
+++ b/klagomål/A 3859-2025 FSC-klagomål.docx
@@ -1157,7 +1157,7 @@
     <w:r>
       <w:tab/>
       <w:tab/>
-      <w:t>2025-03-04</w:t>
+      <w:t>2025-03-05</w:t>
       <w:br/>
       <w:br/>
     </w:r>

--- a/klagomål/A 3859-2025 FSC-klagomål.docx
+++ b/klagomål/A 3859-2025 FSC-klagomål.docx
@@ -1157,7 +1157,7 @@
     <w:r>
       <w:tab/>
       <w:tab/>
-      <w:t>2025-03-05</w:t>
+      <w:t>2025-03-06</w:t>
       <w:br/>
       <w:br/>
     </w:r>

--- a/klagomål/A 3859-2025 FSC-klagomål.docx
+++ b/klagomål/A 3859-2025 FSC-klagomål.docx
@@ -1157,7 +1157,7 @@
     <w:r>
       <w:tab/>
       <w:tab/>
-      <w:t>2025-03-06</w:t>
+      <w:t>2025-03-07</w:t>
       <w:br/>
       <w:br/>
     </w:r>

--- a/klagomål/A 3859-2025 FSC-klagomål.docx
+++ b/klagomål/A 3859-2025 FSC-klagomål.docx
@@ -1157,7 +1157,7 @@
     <w:r>
       <w:tab/>
       <w:tab/>
-      <w:t>2025-03-07</w:t>
+      <w:t>2025-03-08</w:t>
       <w:br/>
       <w:br/>
     </w:r>

--- a/klagomål/A 3859-2025 FSC-klagomål.docx
+++ b/klagomål/A 3859-2025 FSC-klagomål.docx
@@ -1157,7 +1157,7 @@
     <w:r>
       <w:tab/>
       <w:tab/>
-      <w:t>2025-03-08</w:t>
+      <w:t>2025-03-09</w:t>
       <w:br/>
       <w:br/>
     </w:r>

--- a/klagomål/A 3859-2025 FSC-klagomål.docx
+++ b/klagomål/A 3859-2025 FSC-klagomål.docx
@@ -1157,7 +1157,7 @@
     <w:r>
       <w:tab/>
       <w:tab/>
-      <w:t>2025-03-09</w:t>
+      <w:t>2025-03-10</w:t>
       <w:br/>
       <w:br/>
     </w:r>

--- a/klagomål/A 3859-2025 FSC-klagomål.docx
+++ b/klagomål/A 3859-2025 FSC-klagomål.docx
@@ -1157,7 +1157,7 @@
     <w:r>
       <w:tab/>
       <w:tab/>
-      <w:t>2025-03-10</w:t>
+      <w:t>2025-03-11</w:t>
       <w:br/>
       <w:br/>
     </w:r>

--- a/klagomål/A 3859-2025 FSC-klagomål.docx
+++ b/klagomål/A 3859-2025 FSC-klagomål.docx
@@ -1157,7 +1157,7 @@
     <w:r>
       <w:tab/>
       <w:tab/>
-      <w:t>2025-03-11</w:t>
+      <w:t>2025-03-12</w:t>
       <w:br/>
       <w:br/>
     </w:r>

--- a/klagomål/A 3859-2025 FSC-klagomål.docx
+++ b/klagomål/A 3859-2025 FSC-klagomål.docx
@@ -1157,7 +1157,7 @@
     <w:r>
       <w:tab/>
       <w:tab/>
-      <w:t>2025-03-12</w:t>
+      <w:t>2025-03-13</w:t>
       <w:br/>
       <w:br/>
     </w:r>

--- a/klagomål/A 3859-2025 FSC-klagomål.docx
+++ b/klagomål/A 3859-2025 FSC-klagomål.docx
@@ -1157,7 +1157,7 @@
     <w:r>
       <w:tab/>
       <w:tab/>
-      <w:t>2025-03-13</w:t>
+      <w:t>2025-03-14</w:t>
       <w:br/>
       <w:br/>
     </w:r>

--- a/klagomål/A 3859-2025 FSC-klagomål.docx
+++ b/klagomål/A 3859-2025 FSC-klagomål.docx
@@ -1157,7 +1157,7 @@
     <w:r>
       <w:tab/>
       <w:tab/>
-      <w:t>2025-03-14</w:t>
+      <w:t>2025-03-15</w:t>
       <w:br/>
       <w:br/>
     </w:r>

--- a/klagomål/A 3859-2025 FSC-klagomål.docx
+++ b/klagomål/A 3859-2025 FSC-klagomål.docx
@@ -1157,7 +1157,7 @@
     <w:r>
       <w:tab/>
       <w:tab/>
-      <w:t>2025-03-15</w:t>
+      <w:t>2025-03-16</w:t>
       <w:br/>
       <w:br/>
     </w:r>

--- a/klagomål/A 3859-2025 FSC-klagomål.docx
+++ b/klagomål/A 3859-2025 FSC-klagomål.docx
@@ -1157,7 +1157,7 @@
     <w:r>
       <w:tab/>
       <w:tab/>
-      <w:t>2025-03-16</w:t>
+      <w:t>2025-03-17</w:t>
       <w:br/>
       <w:br/>
     </w:r>

--- a/klagomål/A 3859-2025 FSC-klagomål.docx
+++ b/klagomål/A 3859-2025 FSC-klagomål.docx
@@ -1157,7 +1157,7 @@
     <w:r>
       <w:tab/>
       <w:tab/>
-      <w:t>2025-03-17</w:t>
+      <w:t>2025-03-18</w:t>
       <w:br/>
       <w:br/>
     </w:r>

--- a/klagomål/A 3859-2025 FSC-klagomål.docx
+++ b/klagomål/A 3859-2025 FSC-klagomål.docx
@@ -1157,7 +1157,7 @@
     <w:r>
       <w:tab/>
       <w:tab/>
-      <w:t>2025-03-18</w:t>
+      <w:t>2025-03-19</w:t>
       <w:br/>
       <w:br/>
     </w:r>

--- a/klagomål/A 3859-2025 FSC-klagomål.docx
+++ b/klagomål/A 3859-2025 FSC-klagomål.docx
@@ -1157,7 +1157,7 @@
     <w:r>
       <w:tab/>
       <w:tab/>
-      <w:t>2025-03-19</w:t>
+      <w:t>2025-03-20</w:t>
       <w:br/>
       <w:br/>
     </w:r>

--- a/klagomål/A 3859-2025 FSC-klagomål.docx
+++ b/klagomål/A 3859-2025 FSC-klagomål.docx
@@ -1157,7 +1157,7 @@
     <w:r>
       <w:tab/>
       <w:tab/>
-      <w:t>2025-03-20</w:t>
+      <w:t>2025-03-21</w:t>
       <w:br/>
       <w:br/>
     </w:r>

--- a/klagomål/A 3859-2025 FSC-klagomål.docx
+++ b/klagomål/A 3859-2025 FSC-klagomål.docx
@@ -1157,7 +1157,7 @@
     <w:r>
       <w:tab/>
       <w:tab/>
-      <w:t>2025-03-21</w:t>
+      <w:t>2025-03-22</w:t>
       <w:br/>
       <w:br/>
     </w:r>

--- a/klagomål/A 3859-2025 FSC-klagomål.docx
+++ b/klagomål/A 3859-2025 FSC-klagomål.docx
@@ -1157,7 +1157,7 @@
     <w:r>
       <w:tab/>
       <w:tab/>
-      <w:t>2025-03-22</w:t>
+      <w:t>2025-03-23</w:t>
       <w:br/>
       <w:br/>
     </w:r>

--- a/klagomål/A 3859-2025 FSC-klagomål.docx
+++ b/klagomål/A 3859-2025 FSC-klagomål.docx
@@ -1157,7 +1157,7 @@
     <w:r>
       <w:tab/>
       <w:tab/>
-      <w:t>2025-03-23</w:t>
+      <w:t>2025-03-24</w:t>
       <w:br/>
       <w:br/>
     </w:r>

--- a/klagomål/A 3859-2025 FSC-klagomål.docx
+++ b/klagomål/A 3859-2025 FSC-klagomål.docx
@@ -1157,7 +1157,7 @@
     <w:r>
       <w:tab/>
       <w:tab/>
-      <w:t>2025-03-24</w:t>
+      <w:t>2025-03-25</w:t>
       <w:br/>
       <w:br/>
     </w:r>

--- a/klagomål/A 3859-2025 FSC-klagomål.docx
+++ b/klagomål/A 3859-2025 FSC-klagomål.docx
@@ -1157,7 +1157,7 @@
     <w:r>
       <w:tab/>
       <w:tab/>
-      <w:t>2025-03-25</w:t>
+      <w:t>2025-03-26</w:t>
       <w:br/>
       <w:br/>
     </w:r>

--- a/klagomål/A 3859-2025 FSC-klagomål.docx
+++ b/klagomål/A 3859-2025 FSC-klagomål.docx
@@ -1157,7 +1157,7 @@
     <w:r>
       <w:tab/>
       <w:tab/>
-      <w:t>2025-03-26</w:t>
+      <w:t>2025-03-27</w:t>
       <w:br/>
       <w:br/>
     </w:r>

--- a/klagomål/A 3859-2025 FSC-klagomål.docx
+++ b/klagomål/A 3859-2025 FSC-klagomål.docx
@@ -1157,7 +1157,7 @@
     <w:r>
       <w:tab/>
       <w:tab/>
-      <w:t>2025-03-27</w:t>
+      <w:t>2025-03-28</w:t>
       <w:br/>
       <w:br/>
     </w:r>

--- a/klagomål/A 3859-2025 FSC-klagomål.docx
+++ b/klagomål/A 3859-2025 FSC-klagomål.docx
@@ -1157,7 +1157,7 @@
     <w:r>
       <w:tab/>
       <w:tab/>
-      <w:t>2025-03-28</w:t>
+      <w:t>2025-03-29</w:t>
       <w:br/>
       <w:br/>
     </w:r>

--- a/klagomål/A 3859-2025 FSC-klagomål.docx
+++ b/klagomål/A 3859-2025 FSC-klagomål.docx
@@ -1157,7 +1157,7 @@
     <w:r>
       <w:tab/>
       <w:tab/>
-      <w:t>2025-04-02</w:t>
+      <w:t>2025-04-03</w:t>
       <w:br/>
       <w:br/>
     </w:r>

--- a/klagomål/A 3859-2025 FSC-klagomål.docx
+++ b/klagomål/A 3859-2025 FSC-klagomål.docx
@@ -1157,7 +1157,7 @@
     <w:r>
       <w:tab/>
       <w:tab/>
-      <w:t>2025-04-03</w:t>
+      <w:t>2025-04-05</w:t>
       <w:br/>
       <w:br/>
     </w:r>

--- a/klagomål/A 3859-2025 FSC-klagomål.docx
+++ b/klagomål/A 3859-2025 FSC-klagomål.docx
@@ -1157,7 +1157,7 @@
     <w:r>
       <w:tab/>
       <w:tab/>
-      <w:t>2025-04-05</w:t>
+      <w:t>2025-04-06</w:t>
       <w:br/>
       <w:br/>
     </w:r>

--- a/klagomål/A 3859-2025 FSC-klagomål.docx
+++ b/klagomål/A 3859-2025 FSC-klagomål.docx
@@ -1157,7 +1157,7 @@
     <w:r>
       <w:tab/>
       <w:tab/>
-      <w:t>2025-04-06</w:t>
+      <w:t>2025-04-07</w:t>
       <w:br/>
       <w:br/>
     </w:r>

--- a/klagomål/A 3859-2025 FSC-klagomål.docx
+++ b/klagomål/A 3859-2025 FSC-klagomål.docx
@@ -1157,7 +1157,7 @@
     <w:r>
       <w:tab/>
       <w:tab/>
-      <w:t>2025-04-07</w:t>
+      <w:t>2025-04-08</w:t>
       <w:br/>
       <w:br/>
     </w:r>

--- a/klagomål/A 3859-2025 FSC-klagomål.docx
+++ b/klagomål/A 3859-2025 FSC-klagomål.docx
@@ -1157,7 +1157,7 @@
     <w:r>
       <w:tab/>
       <w:tab/>
-      <w:t>2025-04-08</w:t>
+      <w:t>2025-04-09</w:t>
       <w:br/>
       <w:br/>
     </w:r>

--- a/klagomål/A 3859-2025 FSC-klagomål.docx
+++ b/klagomål/A 3859-2025 FSC-klagomål.docx
@@ -247,6 +247,79 @@
       </w:r>
     </w:p>
     <w:p>
+      <w:r>
+        <w:rPr>
+          <w:b/>
+        </w:rPr>
+        <w:t>Grovticka</w:t>
+      </w:r>
+      <w:r>
+        <w:t xml:space="preserve"> är i skogslandskapet främst knuten till naturskogsartad äldre barrskog. Den är där en värdefull ”gammelskogsindikator” och påträffas mest vid tallar som är över 200 år gamla (Nitare &amp; Skogsstyrelsen, 2019).</w:t>
+      </w:r>
+    </w:p>
+    <w:p>
+      <w:r>
+        <w:rPr>
+          <w:b/>
+        </w:rPr>
+        <w:t xml:space="preserve">Motaggsvamp (NT) </w:t>
+      </w:r>
+      <w:r>
+        <w:t>bildar mykorrhiza med tall i tallskog och hittas huvudsakligen i äldre, glesare skogsbestånd och hällmarksimpediment. Arten hotas främst av skogsavverkning och tycks försvinna efter slutavverkning, markberedning och plantering (SLU Artdatabanken, 2024).</w:t>
+      </w:r>
+    </w:p>
+    <w:p>
+      <w:r>
+        <w:rPr>
+          <w:b/>
+        </w:rPr>
+        <w:t xml:space="preserve">Tallticka (NT) </w:t>
+      </w:r>
+      <w:r>
+        <w:t>uppträder först på tallar som är 100–150 år gamla men är vanligast på träd som är runt 150–200 år eller äldre. I skogslandskapet är den främst knuten till tallnaturskogar och restbiotoper med biologiskt gamla träd och signalerar vanligtvis skyddsvärda tallbestånd med höga naturvärden (SLU Artdatabanken, 2023; Nitare &amp; Skogsstyrelsen, 2019).</w:t>
+      </w:r>
+    </w:p>
+    <w:p>
+      <w:r>
+        <w:rPr>
+          <w:b/>
+        </w:rPr>
+        <w:t>Ullticka (NT)</w:t>
+      </w:r>
+      <w:r>
+        <w:t xml:space="preserve"> är knuten till restbestånd av barrnaturskog och förekommer med ett tydligt optimum i orörda eller måttligt påverkade gamla granskogar där det föreligger viss kontinuitet av grov död ved. Ullticka är en bra signalart inom hela sitt utbredningsområde och i södra Sverige är den sällsynt och en god signalart för skyddsvärda granskogsmiljöer. Den hotas av avverkning och fragmentering av naturskog och äldre granskog med lång trädkontinuitet. På ullticka kan ibland ulltickeporing (VU) påträffas - det är en sällsynt ticka som nyligen delats upp i tre olika arter: </w:t>
+      </w:r>
+      <w:r>
+        <w:rPr>
+          <w:i/>
+        </w:rPr>
+        <w:t xml:space="preserve">Skeletocutis brevispora </w:t>
+      </w:r>
+      <w:r>
+        <w:t>(ulltickeporing)</w:t>
+      </w:r>
+      <w:r>
+        <w:rPr>
+          <w:i/>
+        </w:rPr>
+        <w:t>, Skeletocutis delicata och Skeletocutis exilis</w:t>
+      </w:r>
+      <w:r>
+        <w:t>. De två sistnämnda arterna står för närvarande (2020) som ej bedömda i rödlistan (SLU Artdatabanken, 2024; Nitare &amp; Skogsstyrelsen, 2019; Miettinen &amp; Niemelä, 2018).</w:t>
+      </w:r>
+    </w:p>
+    <w:p>
+      <w:r>
+        <w:rPr>
+          <w:b/>
+        </w:rPr>
+        <w:t>Vedskivlav (NT)</w:t>
+      </w:r>
+      <w:r>
+        <w:t xml:space="preserve"> växer på gammal, torr, exponerad, hård kärnved av framförallt tall i naturskogsartade bestånd. Avverkning av tallskog av naturskogskaraktär med spår av återkommande bränder är ett hot. Mängden lämplig ved att växa på för vedskivlav minskar, dels på grund av naturlig nedbrytning men framförallt på grund av att de förstörs i samband med slutavverkningar, gallringar och markberedning. Tall- och blandbarrskogar av naturskogskaraktär med spår av återkommande bränder bör skyddas (SLU Artdatabanken, 2024).</w:t>
+      </w:r>
+    </w:p>
+    <w:p>
       <w:pPr>
         <w:pStyle w:val="Heading1"/>
       </w:pPr>
@@ -770,7 +843,7 @@
         <w:t xml:space="preserve">Level and pattern of overstory retention interact to shape long-term responses of understories to timber harvest. </w:t>
       </w:r>
       <w:r>
-        <w:t xml:space="preserve">Ecological Applications, 22, 2049–2064 </w:t>
+        <w:t>Ecological Applications, 22, 2049–2064</w:t>
       </w:r>
     </w:p>
     <w:p>
@@ -879,7 +952,7 @@
     </w:p>
     <w:p>
       <w:r>
-        <w:t xml:space="preserve">Talltita är rödlistad som NT, fridlyst och prioriterad art i Skogsvårdslagen. Den omfattas av EU:s fågeldirektiv. Arten har minskat kraftigt de senaste 30 åren och minskningstakten innevarande 10-årsperiod beräknas till 20 (10–30) % (SLU Artdatabanken, 2022). </w:t>
+        <w:t>Talltita är rödlistad som NT, fridlyst och prioriterad art i Skogsvårdslagen. Den omfattas av EU:s fågeldirektiv. Arten har minskat kraftigt de senaste 30 åren och minskningstakten innevarande 10-årsperiod beräknas till 20 (10–30) % (SLU Artdatabanken, 2022).</w:t>
       </w:r>
     </w:p>
     <w:p>
@@ -916,7 +989,7 @@
         <w:t xml:space="preserve">Differential demographic responses of sympatric Parids to vegetation management in boreal forest. </w:t>
       </w:r>
       <w:r>
-        <w:t xml:space="preserve">For. Ecol. Manage. 319, 169–175. </w:t>
+        <w:t>For. Ecol. Manage. 319, 169–175.</w:t>
       </w:r>
     </w:p>
     <w:p>
@@ -930,7 +1003,7 @@
         <w:t xml:space="preserve">Coherence, composition and territories of winter social groups of the Willow Tit Parus montanus and the Crested Tit P. cristatus. </w:t>
       </w:r>
       <w:r>
-        <w:t xml:space="preserve">Ornis Scandinavica, 10, pp 56–68 </w:t>
+        <w:t>Ornis Scandinavica, 10, pp 56–68</w:t>
       </w:r>
     </w:p>
     <w:p>
@@ -944,7 +1017,7 @@
         <w:t xml:space="preserve">Impact of forestry practices on fitness correlates and population productivity in an open-nesting bird species. </w:t>
       </w:r>
       <w:r>
-        <w:t xml:space="preserve">Conserv. Biol. 21, 767–774. https://doi.org/10.1111/j.1523- 1739.2007.00675.x </w:t>
+        <w:t>Conserv. Biol. 21, 767–774. https://doi.org/10.1111/j.1523- 1739.2007.00675.x</w:t>
       </w:r>
     </w:p>
     <w:p>
@@ -999,12 +1072,12 @@
     </w:p>
     <w:p>
       <w:r>
-        <w:t>Tjäder (§4) är en utpräglad skogsfågel knuten till större sammanhängande barrskogsområden. Tupparna och hönorna utnyttjar till viss del olika miljöer, och habitatvalet varierar dessutom mellan olika delar av året. För att det ska finnas livskraftiga tjäderbestånd krävs funktionella skogslandskap med en blandning av uppvuxen, gles och luckig skog, täta sumpskogar, myrar och andra små våtmarker.</w:t>
+        <w:t>Tjäder (§4) är en utpräglad skogsfågel knuten till större sammanhängande barrskogsområden. Tupparna och hönorna utnyttjar till viss del olika miljöer, och habitatvalet varierar dessutom mellan olika delar av året. För att det ska finnas livskraftiga tjäderbestånd krävs funktionella skogslandskap med en blandning av uppvuxen, gles och luckig skog, täta sumpskogar, myrar och andra små våtmarker (Skogsstyrelsen, 2019).</w:t>
       </w:r>
     </w:p>
     <w:p>
       <w:r>
-        <w:t>Arten försvinner när skogen fragmenteras och den sammanlagda arealen hyggen och andra öppna områden blir för stor. Ett småskaligt och försiktigt virkesuttag genom hyggesfria metoder kan i vissa fall vara möjligt i området inom 200 m från lekcentrum. Längre ut från lekcentrum, inom 200–500 m bör den avverkade ytan inte överskrida 1 hektar för att undvika alltför stora och snabba förändringar.</w:t>
+        <w:t>Arten försvinner när skogen fragmenteras och den sammanlagda arealen hyggen och andra öppna områden blir för stor. Ett småskaligt och försiktigt virkesuttag genom hyggesfria metoder kan i vissa fall vara möjligt i området inom 200 m från lekcentrum. Längre ut från lekcentrum, inom 200–500 m bör den avverkade ytan inte överskrida 1 hektar för att undvika alltför stora och snabba förändringar (Skogsstyrelsen, 2019).</w:t>
       </w:r>
     </w:p>
     <w:p>
@@ -1157,7 +1230,7 @@
     <w:r>
       <w:tab/>
       <w:tab/>
-      <w:t>2025-04-09</w:t>
+      <w:t>2025-04-10</w:t>
       <w:br/>
       <w:br/>
     </w:r>

--- a/klagomål/A 3859-2025 FSC-klagomål.docx
+++ b/klagomål/A 3859-2025 FSC-klagomål.docx
@@ -1230,7 +1230,7 @@
     <w:r>
       <w:tab/>
       <w:tab/>
-      <w:t>2025-04-10</w:t>
+      <w:t>2025-04-11</w:t>
       <w:br/>
       <w:br/>
     </w:r>

--- a/klagomål/A 3859-2025 FSC-klagomål.docx
+++ b/klagomål/A 3859-2025 FSC-klagomål.docx
@@ -1230,7 +1230,7 @@
     <w:r>
       <w:tab/>
       <w:tab/>
-      <w:t>2025-04-11</w:t>
+      <w:t>2025-04-12</w:t>
       <w:br/>
       <w:br/>
     </w:r>

--- a/klagomål/A 3859-2025 FSC-klagomål.docx
+++ b/klagomål/A 3859-2025 FSC-klagomål.docx
@@ -1230,7 +1230,7 @@
     <w:r>
       <w:tab/>
       <w:tab/>
-      <w:t>2025-04-12</w:t>
+      <w:t>2025-04-13</w:t>
       <w:br/>
       <w:br/>
     </w:r>

--- a/klagomål/A 3859-2025 FSC-klagomål.docx
+++ b/klagomål/A 3859-2025 FSC-klagomål.docx
@@ -1230,7 +1230,7 @@
     <w:r>
       <w:tab/>
       <w:tab/>
-      <w:t>2025-04-13</w:t>
+      <w:t>2025-04-14</w:t>
       <w:br/>
       <w:br/>
     </w:r>

--- a/klagomål/A 3859-2025 FSC-klagomål.docx
+++ b/klagomål/A 3859-2025 FSC-klagomål.docx
@@ -1230,7 +1230,7 @@
     <w:r>
       <w:tab/>
       <w:tab/>
-      <w:t>2025-04-14</w:t>
+      <w:t>2025-04-15</w:t>
       <w:br/>
       <w:br/>
     </w:r>

--- a/klagomål/A 3859-2025 FSC-klagomål.docx
+++ b/klagomål/A 3859-2025 FSC-klagomål.docx
@@ -1230,7 +1230,7 @@
     <w:r>
       <w:tab/>
       <w:tab/>
-      <w:t>2025-04-15</w:t>
+      <w:t>2025-04-16</w:t>
       <w:br/>
       <w:br/>
     </w:r>

--- a/klagomål/A 3859-2025 FSC-klagomål.docx
+++ b/klagomål/A 3859-2025 FSC-klagomål.docx
@@ -1230,7 +1230,7 @@
     <w:r>
       <w:tab/>
       <w:tab/>
-      <w:t>2025-04-16</w:t>
+      <w:t>2025-04-17</w:t>
       <w:br/>
       <w:br/>
     </w:r>

--- a/klagomål/A 3859-2025 FSC-klagomål.docx
+++ b/klagomål/A 3859-2025 FSC-klagomål.docx
@@ -1230,7 +1230,7 @@
     <w:r>
       <w:tab/>
       <w:tab/>
-      <w:t>2025-04-17</w:t>
+      <w:t>2025-04-18</w:t>
       <w:br/>
       <w:br/>
     </w:r>

--- a/klagomål/A 3859-2025 FSC-klagomål.docx
+++ b/klagomål/A 3859-2025 FSC-klagomål.docx
@@ -1230,7 +1230,7 @@
     <w:r>
       <w:tab/>
       <w:tab/>
-      <w:t>2025-04-18</w:t>
+      <w:t>2025-04-19</w:t>
       <w:br/>
       <w:br/>
     </w:r>

--- a/klagomål/A 3859-2025 FSC-klagomål.docx
+++ b/klagomål/A 3859-2025 FSC-klagomål.docx
@@ -1434,7 +1434,7 @@
     <w:r>
       <w:tab/>
       <w:tab/>
-      <w:t>2025-05-03</w:t>
+      <w:t>2025-05-04</w:t>
       <w:br/>
       <w:br/>
     </w:r>

--- a/klagomål/A 3859-2025 FSC-klagomål.docx
+++ b/klagomål/A 3859-2025 FSC-klagomål.docx
@@ -1434,7 +1434,7 @@
     <w:r>
       <w:tab/>
       <w:tab/>
-      <w:t>2025-05-04</w:t>
+      <w:t>2025-05-06</w:t>
       <w:br/>
       <w:br/>
     </w:r>

--- a/klagomål/A 3859-2025 FSC-klagomål.docx
+++ b/klagomål/A 3859-2025 FSC-klagomål.docx
@@ -1434,7 +1434,7 @@
     <w:r>
       <w:tab/>
       <w:tab/>
-      <w:t>2025-05-06</w:t>
+      <w:t>2025-05-07</w:t>
       <w:br/>
       <w:br/>
     </w:r>

--- a/klagomål/A 3859-2025 FSC-klagomål.docx
+++ b/klagomål/A 3859-2025 FSC-klagomål.docx
@@ -1434,7 +1434,7 @@
     <w:r>
       <w:tab/>
       <w:tab/>
-      <w:t>2025-05-07</w:t>
+      <w:t>2025-05-08</w:t>
       <w:br/>
       <w:br/>
     </w:r>

--- a/klagomål/A 3859-2025 FSC-klagomål.docx
+++ b/klagomål/A 3859-2025 FSC-klagomål.docx
@@ -1434,7 +1434,7 @@
     <w:r>
       <w:tab/>
       <w:tab/>
-      <w:t>2025-05-08</w:t>
+      <w:t>2025-05-09</w:t>
       <w:br/>
       <w:br/>
     </w:r>

--- a/klagomål/A 3859-2025 FSC-klagomål.docx
+++ b/klagomål/A 3859-2025 FSC-klagomål.docx
@@ -1434,7 +1434,7 @@
     <w:r>
       <w:tab/>
       <w:tab/>
-      <w:t>2025-05-09</w:t>
+      <w:t>2025-05-10</w:t>
       <w:br/>
       <w:br/>
     </w:r>

--- a/klagomål/A 3859-2025 FSC-klagomål.docx
+++ b/klagomål/A 3859-2025 FSC-klagomål.docx
@@ -1434,7 +1434,7 @@
     <w:r>
       <w:tab/>
       <w:tab/>
-      <w:t>2025-05-10</w:t>
+      <w:t>2025-05-11</w:t>
       <w:br/>
       <w:br/>
     </w:r>

--- a/klagomål/A 3859-2025 FSC-klagomål.docx
+++ b/klagomål/A 3859-2025 FSC-klagomål.docx
@@ -1434,7 +1434,7 @@
     <w:r>
       <w:tab/>
       <w:tab/>
-      <w:t>2025-05-11</w:t>
+      <w:t>2025-05-12</w:t>
       <w:br/>
       <w:br/>
     </w:r>

--- a/klagomål/A 3859-2025 FSC-klagomål.docx
+++ b/klagomål/A 3859-2025 FSC-klagomål.docx
@@ -1434,7 +1434,7 @@
     <w:r>
       <w:tab/>
       <w:tab/>
-      <w:t>2025-05-12</w:t>
+      <w:t>2025-05-13</w:t>
       <w:br/>
       <w:br/>
     </w:r>

--- a/klagomål/A 3859-2025 FSC-klagomål.docx
+++ b/klagomål/A 3859-2025 FSC-klagomål.docx
@@ -1434,7 +1434,7 @@
     <w:r>
       <w:tab/>
       <w:tab/>
-      <w:t>2025-05-13</w:t>
+      <w:t>2025-05-14</w:t>
       <w:br/>
       <w:br/>
     </w:r>

--- a/klagomål/A 3859-2025 FSC-klagomål.docx
+++ b/klagomål/A 3859-2025 FSC-klagomål.docx
@@ -1434,7 +1434,7 @@
     <w:r>
       <w:tab/>
       <w:tab/>
-      <w:t>2025-05-14</w:t>
+      <w:t>2025-05-15</w:t>
       <w:br/>
       <w:br/>
     </w:r>

--- a/klagomål/A 3859-2025 FSC-klagomål.docx
+++ b/klagomål/A 3859-2025 FSC-klagomål.docx
@@ -1434,7 +1434,7 @@
     <w:r>
       <w:tab/>
       <w:tab/>
-      <w:t>2025-05-15</w:t>
+      <w:t>2025-05-16</w:t>
       <w:br/>
       <w:br/>
     </w:r>

--- a/klagomål/A 3859-2025 FSC-klagomål.docx
+++ b/klagomål/A 3859-2025 FSC-klagomål.docx
@@ -1434,7 +1434,7 @@
     <w:r>
       <w:tab/>
       <w:tab/>
-      <w:t>2025-05-16</w:t>
+      <w:t>2025-05-17</w:t>
       <w:br/>
       <w:br/>
     </w:r>

--- a/klagomål/A 3859-2025 FSC-klagomål.docx
+++ b/klagomål/A 3859-2025 FSC-klagomål.docx
@@ -1434,7 +1434,7 @@
     <w:r>
       <w:tab/>
       <w:tab/>
-      <w:t>2025-05-17</w:t>
+      <w:t>2025-05-18</w:t>
       <w:br/>
       <w:br/>
     </w:r>

--- a/klagomål/A 3859-2025 FSC-klagomål.docx
+++ b/klagomål/A 3859-2025 FSC-klagomål.docx
@@ -1434,7 +1434,7 @@
     <w:r>
       <w:tab/>
       <w:tab/>
-      <w:t>2025-05-18</w:t>
+      <w:t>2025-05-19</w:t>
       <w:br/>
       <w:br/>
     </w:r>

--- a/klagomål/A 3859-2025 FSC-klagomål.docx
+++ b/klagomål/A 3859-2025 FSC-klagomål.docx
@@ -1434,7 +1434,7 @@
     <w:r>
       <w:tab/>
       <w:tab/>
-      <w:t>2025-05-19</w:t>
+      <w:t>2025-05-20</w:t>
       <w:br/>
       <w:br/>
     </w:r>

--- a/klagomål/A 3859-2025 FSC-klagomål.docx
+++ b/klagomål/A 3859-2025 FSC-klagomål.docx
@@ -1434,7 +1434,7 @@
     <w:r>
       <w:tab/>
       <w:tab/>
-      <w:t>2025-05-20</w:t>
+      <w:t>2025-05-21</w:t>
       <w:br/>
       <w:br/>
     </w:r>

--- a/klagomål/A 3859-2025 FSC-klagomål.docx
+++ b/klagomål/A 3859-2025 FSC-klagomål.docx
@@ -1434,7 +1434,7 @@
     <w:r>
       <w:tab/>
       <w:tab/>
-      <w:t>2025-05-21</w:t>
+      <w:t>2025-05-22</w:t>
       <w:br/>
       <w:br/>
     </w:r>

--- a/klagomål/A 3859-2025 FSC-klagomål.docx
+++ b/klagomål/A 3859-2025 FSC-klagomål.docx
@@ -1434,7 +1434,7 @@
     <w:r>
       <w:tab/>
       <w:tab/>
-      <w:t>2025-05-22</w:t>
+      <w:t>2025-05-23</w:t>
       <w:br/>
       <w:br/>
     </w:r>

--- a/klagomål/A 3859-2025 FSC-klagomål.docx
+++ b/klagomål/A 3859-2025 FSC-klagomål.docx
@@ -1434,7 +1434,7 @@
     <w:r>
       <w:tab/>
       <w:tab/>
-      <w:t>2025-05-23</w:t>
+      <w:t>2025-05-24</w:t>
       <w:br/>
       <w:br/>
     </w:r>

--- a/klagomål/A 3859-2025 FSC-klagomål.docx
+++ b/klagomål/A 3859-2025 FSC-klagomål.docx
@@ -1434,7 +1434,7 @@
     <w:r>
       <w:tab/>
       <w:tab/>
-      <w:t>2025-05-24</w:t>
+      <w:t>2025-05-25</w:t>
       <w:br/>
       <w:br/>
     </w:r>

--- a/klagomål/A 3859-2025 FSC-klagomål.docx
+++ b/klagomål/A 3859-2025 FSC-klagomål.docx
@@ -1434,7 +1434,7 @@
     <w:r>
       <w:tab/>
       <w:tab/>
-      <w:t>2025-05-25</w:t>
+      <w:t>2025-05-26</w:t>
       <w:br/>
       <w:br/>
     </w:r>

--- a/klagomål/A 3859-2025 FSC-klagomål.docx
+++ b/klagomål/A 3859-2025 FSC-klagomål.docx
@@ -1434,7 +1434,7 @@
     <w:r>
       <w:tab/>
       <w:tab/>
-      <w:t>2025-05-26</w:t>
+      <w:t>2025-05-27</w:t>
       <w:br/>
       <w:br/>
     </w:r>

--- a/klagomål/A 3859-2025 FSC-klagomål.docx
+++ b/klagomål/A 3859-2025 FSC-klagomål.docx
@@ -1434,7 +1434,7 @@
     <w:r>
       <w:tab/>
       <w:tab/>
-      <w:t>2025-05-27</w:t>
+      <w:t>2025-05-30</w:t>
       <w:br/>
       <w:br/>
     </w:r>

--- a/klagomål/A 3859-2025 FSC-klagomål.docx
+++ b/klagomål/A 3859-2025 FSC-klagomål.docx
@@ -1434,7 +1434,7 @@
     <w:r>
       <w:tab/>
       <w:tab/>
-      <w:t>2025-05-30</w:t>
+      <w:t>2025-06-01</w:t>
       <w:br/>
       <w:br/>
     </w:r>

--- a/klagomål/A 3859-2025 FSC-klagomål.docx
+++ b/klagomål/A 3859-2025 FSC-klagomål.docx
@@ -1434,7 +1434,7 @@
     <w:r>
       <w:tab/>
       <w:tab/>
-      <w:t>2025-06-01</w:t>
+      <w:t>2025-06-02</w:t>
       <w:br/>
       <w:br/>
     </w:r>

--- a/klagomål/A 3859-2025 FSC-klagomål.docx
+++ b/klagomål/A 3859-2025 FSC-klagomål.docx
@@ -1434,7 +1434,7 @@
     <w:r>
       <w:tab/>
       <w:tab/>
-      <w:t>2025-06-02</w:t>
+      <w:t>2025-06-03</w:t>
       <w:br/>
       <w:br/>
     </w:r>

--- a/klagomål/A 3859-2025 FSC-klagomål.docx
+++ b/klagomål/A 3859-2025 FSC-klagomål.docx
@@ -1434,7 +1434,7 @@
     <w:r>
       <w:tab/>
       <w:tab/>
-      <w:t>2025-06-03</w:t>
+      <w:t>2025-06-04</w:t>
       <w:br/>
       <w:br/>
     </w:r>

--- a/klagomål/A 3859-2025 FSC-klagomål.docx
+++ b/klagomål/A 3859-2025 FSC-klagomål.docx
@@ -1434,7 +1434,7 @@
     <w:r>
       <w:tab/>
       <w:tab/>
-      <w:t>2025-06-04</w:t>
+      <w:t>2025-06-05</w:t>
       <w:br/>
       <w:br/>
     </w:r>

--- a/klagomål/A 3859-2025 FSC-klagomål.docx
+++ b/klagomål/A 3859-2025 FSC-klagomål.docx
@@ -1434,7 +1434,7 @@
     <w:r>
       <w:tab/>
       <w:tab/>
-      <w:t>2025-06-13</w:t>
+      <w:t>2025-06-15</w:t>
       <w:br/>
       <w:br/>
     </w:r>

--- a/klagomål/A 3859-2025 FSC-klagomål.docx
+++ b/klagomål/A 3859-2025 FSC-klagomål.docx
@@ -1434,7 +1434,7 @@
     <w:r>
       <w:tab/>
       <w:tab/>
-      <w:t>2025-06-15</w:t>
+      <w:t>2025-06-16</w:t>
       <w:br/>
       <w:br/>
     </w:r>

--- a/klagomål/A 3859-2025 FSC-klagomål.docx
+++ b/klagomål/A 3859-2025 FSC-klagomål.docx
@@ -1434,7 +1434,7 @@
     <w:r>
       <w:tab/>
       <w:tab/>
-      <w:t>2025-06-16</w:t>
+      <w:t>2025-06-17</w:t>
       <w:br/>
       <w:br/>
     </w:r>

--- a/klagomål/A 3859-2025 FSC-klagomål.docx
+++ b/klagomål/A 3859-2025 FSC-klagomål.docx
@@ -1434,7 +1434,7 @@
     <w:r>
       <w:tab/>
       <w:tab/>
-      <w:t>2025-06-17</w:t>
+      <w:t>2025-06-18</w:t>
       <w:br/>
       <w:br/>
     </w:r>

--- a/klagomål/A 3859-2025 FSC-klagomål.docx
+++ b/klagomål/A 3859-2025 FSC-klagomål.docx
@@ -1434,7 +1434,7 @@
     <w:r>
       <w:tab/>
       <w:tab/>
-      <w:t>2025-06-18</w:t>
+      <w:t>2025-06-19</w:t>
       <w:br/>
       <w:br/>
     </w:r>

--- a/klagomål/A 3859-2025 FSC-klagomål.docx
+++ b/klagomål/A 3859-2025 FSC-klagomål.docx
@@ -1434,7 +1434,7 @@
     <w:r>
       <w:tab/>
       <w:tab/>
-      <w:t>2025-06-19</w:t>
+      <w:t>2025-06-20</w:t>
       <w:br/>
       <w:br/>
     </w:r>

--- a/klagomål/A 3859-2025 FSC-klagomål.docx
+++ b/klagomål/A 3859-2025 FSC-klagomål.docx
@@ -1434,7 +1434,7 @@
     <w:r>
       <w:tab/>
       <w:tab/>
-      <w:t>2025-06-20</w:t>
+      <w:t>2025-06-21</w:t>
       <w:br/>
       <w:br/>
     </w:r>

--- a/klagomål/A 3859-2025 FSC-klagomål.docx
+++ b/klagomål/A 3859-2025 FSC-klagomål.docx
@@ -1434,7 +1434,7 @@
     <w:r>
       <w:tab/>
       <w:tab/>
-      <w:t>2025-06-21</w:t>
+      <w:t>2025-06-22</w:t>
       <w:br/>
       <w:br/>
     </w:r>

--- a/klagomål/A 3859-2025 FSC-klagomål.docx
+++ b/klagomål/A 3859-2025 FSC-klagomål.docx
@@ -1434,7 +1434,7 @@
     <w:r>
       <w:tab/>
       <w:tab/>
-      <w:t>2025-06-22</w:t>
+      <w:t>2025-06-23</w:t>
       <w:br/>
       <w:br/>
     </w:r>

--- a/klagomål/A 3859-2025 FSC-klagomål.docx
+++ b/klagomål/A 3859-2025 FSC-klagomål.docx
@@ -1434,7 +1434,7 @@
     <w:r>
       <w:tab/>
       <w:tab/>
-      <w:t>2025-06-23</w:t>
+      <w:t>2025-06-24</w:t>
       <w:br/>
       <w:br/>
     </w:r>

--- a/klagomål/A 3859-2025 FSC-klagomål.docx
+++ b/klagomål/A 3859-2025 FSC-klagomål.docx
@@ -1434,7 +1434,7 @@
     <w:r>
       <w:tab/>
       <w:tab/>
-      <w:t>2025-06-24</w:t>
+      <w:t>2025-06-25</w:t>
       <w:br/>
       <w:br/>
     </w:r>

--- a/klagomål/A 3859-2025 FSC-klagomål.docx
+++ b/klagomål/A 3859-2025 FSC-klagomål.docx
@@ -1434,7 +1434,7 @@
     <w:r>
       <w:tab/>
       <w:tab/>
-      <w:t>2025-06-25</w:t>
+      <w:t>2025-06-26</w:t>
       <w:br/>
       <w:br/>
     </w:r>

--- a/klagomål/A 3859-2025 FSC-klagomål.docx
+++ b/klagomål/A 3859-2025 FSC-klagomål.docx
@@ -1434,7 +1434,7 @@
     <w:r>
       <w:tab/>
       <w:tab/>
-      <w:t>2025-06-26</w:t>
+      <w:t>2025-06-27</w:t>
       <w:br/>
       <w:br/>
     </w:r>

--- a/klagomål/A 3859-2025 FSC-klagomål.docx
+++ b/klagomål/A 3859-2025 FSC-klagomål.docx
@@ -1434,7 +1434,7 @@
     <w:r>
       <w:tab/>
       <w:tab/>
-      <w:t>2025-06-27</w:t>
+      <w:t>2025-06-28</w:t>
       <w:br/>
       <w:br/>
     </w:r>

--- a/klagomål/A 3859-2025 FSC-klagomål.docx
+++ b/klagomål/A 3859-2025 FSC-klagomål.docx
@@ -1434,7 +1434,7 @@
     <w:r>
       <w:tab/>
       <w:tab/>
-      <w:t>2025-06-28</w:t>
+      <w:t>2025-06-29</w:t>
       <w:br/>
       <w:br/>
     </w:r>

--- a/klagomål/A 3859-2025 FSC-klagomål.docx
+++ b/klagomål/A 3859-2025 FSC-klagomål.docx
@@ -1434,7 +1434,7 @@
     <w:r>
       <w:tab/>
       <w:tab/>
-      <w:t>2025-06-29</w:t>
+      <w:t>2025-06-30</w:t>
       <w:br/>
       <w:br/>
     </w:r>

--- a/klagomål/A 3859-2025 FSC-klagomål.docx
+++ b/klagomål/A 3859-2025 FSC-klagomål.docx
@@ -1434,7 +1434,7 @@
     <w:r>
       <w:tab/>
       <w:tab/>
-      <w:t>2025-06-30</w:t>
+      <w:t>2025-07-01</w:t>
       <w:br/>
       <w:br/>
     </w:r>

--- a/klagomål/A 3859-2025 FSC-klagomål.docx
+++ b/klagomål/A 3859-2025 FSC-klagomål.docx
@@ -1434,7 +1434,7 @@
     <w:r>
       <w:tab/>
       <w:tab/>
-      <w:t>2025-07-01</w:t>
+      <w:t>2025-07-02</w:t>
       <w:br/>
       <w:br/>
     </w:r>

--- a/klagomål/A 3859-2025 FSC-klagomål.docx
+++ b/klagomål/A 3859-2025 FSC-klagomål.docx
@@ -1434,7 +1434,7 @@
     <w:r>
       <w:tab/>
       <w:tab/>
-      <w:t>2025-07-02</w:t>
+      <w:t>2025-07-03</w:t>
       <w:br/>
       <w:br/>
     </w:r>

--- a/klagomål/A 3859-2025 FSC-klagomål.docx
+++ b/klagomål/A 3859-2025 FSC-klagomål.docx
@@ -1434,7 +1434,7 @@
     <w:r>
       <w:tab/>
       <w:tab/>
-      <w:t>2025-07-03</w:t>
+      <w:t>2025-07-04</w:t>
       <w:br/>
       <w:br/>
     </w:r>

--- a/klagomål/A 3859-2025 FSC-klagomål.docx
+++ b/klagomål/A 3859-2025 FSC-klagomål.docx
@@ -1434,7 +1434,7 @@
     <w:r>
       <w:tab/>
       <w:tab/>
-      <w:t>2025-07-04</w:t>
+      <w:t>2025-07-05</w:t>
       <w:br/>
       <w:br/>
     </w:r>

--- a/klagomål/A 3859-2025 FSC-klagomål.docx
+++ b/klagomål/A 3859-2025 FSC-klagomål.docx
@@ -1434,7 +1434,7 @@
     <w:r>
       <w:tab/>
       <w:tab/>
-      <w:t>2025-07-05</w:t>
+      <w:t>2025-07-06</w:t>
       <w:br/>
       <w:br/>
     </w:r>

--- a/klagomål/A 3859-2025 FSC-klagomål.docx
+++ b/klagomål/A 3859-2025 FSC-klagomål.docx
@@ -1434,7 +1434,7 @@
     <w:r>
       <w:tab/>
       <w:tab/>
-      <w:t>2025-07-06</w:t>
+      <w:t>2025-07-07</w:t>
       <w:br/>
       <w:br/>
     </w:r>

--- a/klagomål/A 3859-2025 FSC-klagomål.docx
+++ b/klagomål/A 3859-2025 FSC-klagomål.docx
@@ -1434,7 +1434,7 @@
     <w:r>
       <w:tab/>
       <w:tab/>
-      <w:t>2025-07-07</w:t>
+      <w:t>2025-07-08</w:t>
       <w:br/>
       <w:br/>
     </w:r>

--- a/klagomål/A 3859-2025 FSC-klagomål.docx
+++ b/klagomål/A 3859-2025 FSC-klagomål.docx
@@ -1434,7 +1434,7 @@
     <w:r>
       <w:tab/>
       <w:tab/>
-      <w:t>2025-07-08</w:t>
+      <w:t>2025-07-09</w:t>
       <w:br/>
       <w:br/>
     </w:r>

--- a/klagomål/A 3859-2025 FSC-klagomål.docx
+++ b/klagomål/A 3859-2025 FSC-klagomål.docx
@@ -1434,7 +1434,7 @@
     <w:r>
       <w:tab/>
       <w:tab/>
-      <w:t>2025-07-09</w:t>
+      <w:t>2025-07-11</w:t>
       <w:br/>
       <w:br/>
     </w:r>

--- a/klagomål/A 3859-2025 FSC-klagomål.docx
+++ b/klagomål/A 3859-2025 FSC-klagomål.docx
@@ -1434,7 +1434,7 @@
     <w:r>
       <w:tab/>
       <w:tab/>
-      <w:t>2025-07-11</w:t>
+      <w:t>2025-07-12</w:t>
       <w:br/>
       <w:br/>
     </w:r>

--- a/klagomål/A 3859-2025 FSC-klagomål.docx
+++ b/klagomål/A 3859-2025 FSC-klagomål.docx
@@ -1434,7 +1434,7 @@
     <w:r>
       <w:tab/>
       <w:tab/>
-      <w:t>2025-07-12</w:t>
+      <w:t>2025-07-13</w:t>
       <w:br/>
       <w:br/>
     </w:r>

--- a/klagomål/A 3859-2025 FSC-klagomål.docx
+++ b/klagomål/A 3859-2025 FSC-klagomål.docx
@@ -1434,7 +1434,7 @@
     <w:r>
       <w:tab/>
       <w:tab/>
-      <w:t>2025-07-13</w:t>
+      <w:t>2025-07-14</w:t>
       <w:br/>
       <w:br/>
     </w:r>

--- a/klagomål/A 3859-2025 FSC-klagomål.docx
+++ b/klagomål/A 3859-2025 FSC-klagomål.docx
@@ -1472,7 +1472,7 @@
     <w:r>
       <w:tab/>
       <w:tab/>
-      <w:t>2025-08-06</w:t>
+      <w:t>2025-08-09</w:t>
       <w:br/>
       <w:br/>
     </w:r>
